--- a/templates/Invoice.docx
+++ b/templates/Invoice.docx
@@ -32,7 +32,6 @@
         </w:rPr>
         <w:t>{</w:t>
       </w:r>
-      <w:proofErr w:type="spellStart"/>
       <w:r>
         <w:rPr>
           <w:rFonts w:ascii="Times New Roman" w:hAnsi="Times New Roman" w:cs="Times New Roman"/>
@@ -40,9 +39,8 @@
           <w:sz w:val="28"/>
           <w:szCs w:val="28"/>
         </w:rPr>
-        <w:t>actDate</w:t>
-      </w:r>
-      <w:proofErr w:type="spellEnd"/>
+        <w:t>invoiceDate</w:t>
+      </w:r>
       <w:r>
         <w:rPr>
           <w:rFonts w:ascii="Times New Roman" w:hAnsi="Times New Roman" w:cs="Times New Roman"/>
@@ -268,156 +266,8 @@
           <w:u w:val="none"/>
           <w:lang w:eastAsia="uk-UA"/>
         </w:rPr>
-        <w:t xml:space="preserve">Договір-заявка </w:t>
-      </w:r>
-      <w:r>
-        <w:rPr>
-          <w:rFonts w:ascii="Times New Roman" w:hAnsi="Times New Roman" w:cs="Times New Roman"/>
-          <w:bCs/>
-          <w:sz w:val="24"/>
-          <w:szCs w:val="24"/>
-          <w:lang w:val="en-US" w:eastAsia="uk-UA"/>
-        </w:rPr>
-        <w:t>{</w:t>
-      </w:r>
-      <w:proofErr w:type="spellStart"/>
-      <w:r>
-        <w:rPr>
-          <w:rFonts w:ascii="Times New Roman" w:hAnsi="Times New Roman" w:cs="Times New Roman"/>
-          <w:bCs/>
-          <w:sz w:val="24"/>
-          <w:szCs w:val="24"/>
-          <w:lang w:val="en-US" w:eastAsia="uk-UA"/>
-        </w:rPr>
-        <w:t>orderDate</w:t>
-      </w:r>
-      <w:proofErr w:type="spellEnd"/>
-      <w:r>
-        <w:rPr>
-          <w:rFonts w:ascii="Times New Roman" w:hAnsi="Times New Roman" w:cs="Times New Roman"/>
-          <w:bCs/>
-          <w:sz w:val="24"/>
-          <w:szCs w:val="24"/>
-          <w:lang w:val="en-US" w:eastAsia="uk-UA"/>
-        </w:rPr>
-        <w:t xml:space="preserve">} </w:t>
-      </w:r>
-      <w:r>
-        <w:rPr>
-          <w:rFonts w:ascii="Times New Roman" w:hAnsi="Times New Roman" w:cs="Times New Roman"/>
-          <w:bCs/>
-          <w:sz w:val="24"/>
-          <w:szCs w:val="24"/>
-          <w:lang w:val="ru-RU" w:eastAsia="uk-UA"/>
-        </w:rPr>
-        <w:t xml:space="preserve">на </w:t>
-      </w:r>
-      <w:r>
-        <w:rPr>
-          <w:rFonts w:ascii="Times New Roman" w:hAnsi="Times New Roman" w:cs="Times New Roman"/>
-          <w:bCs/>
-          <w:sz w:val="24"/>
-          <w:szCs w:val="24"/>
-          <w:lang w:eastAsia="uk-UA"/>
-        </w:rPr>
-        <w:t>одноразове перевезення</w:t>
-      </w:r>
-      <w:r>
-        <w:rPr>
-          <w:rFonts w:ascii="Times New Roman" w:hAnsi="Times New Roman" w:cs="Times New Roman"/>
-          <w:bCs/>
-          <w:sz w:val="24"/>
-          <w:szCs w:val="24"/>
-          <w:lang w:val="en-US" w:eastAsia="uk-UA"/>
-        </w:rPr>
-        <w:t xml:space="preserve"> </w:t>
-      </w:r>
-      <w:r>
-        <w:rPr>
-          <w:rFonts w:ascii="Times New Roman" w:hAnsi="Times New Roman" w:cs="Times New Roman"/>
-          <w:bCs/>
-          <w:sz w:val="24"/>
-          <w:szCs w:val="24"/>
-          <w:lang w:eastAsia="uk-UA"/>
-        </w:rPr>
-        <w:t>вантажу</w:t>
-      </w:r>
-      <w:r>
-        <w:rPr>
-          <w:rFonts w:ascii="Times New Roman" w:hAnsi="Times New Roman" w:cs="Times New Roman"/>
-          <w:bCs/>
-          <w:sz w:val="24"/>
-          <w:szCs w:val="24"/>
-          <w:lang w:val="ru-RU" w:eastAsia="uk-UA"/>
-        </w:rPr>
-        <w:t xml:space="preserve"> </w:t>
-      </w:r>
-      <w:proofErr w:type="spellStart"/>
-      <w:r>
-        <w:rPr>
-          <w:rFonts w:ascii="Times New Roman" w:hAnsi="Times New Roman" w:cs="Times New Roman"/>
-          <w:bCs/>
-          <w:sz w:val="24"/>
-          <w:szCs w:val="24"/>
-          <w:lang w:val="ru-RU" w:eastAsia="uk-UA"/>
-        </w:rPr>
-        <w:t>автомоб</w:t>
-      </w:r>
-      <w:proofErr w:type="spellEnd"/>
-      <w:r>
-        <w:rPr>
-          <w:rFonts w:ascii="Times New Roman" w:hAnsi="Times New Roman" w:cs="Times New Roman"/>
-          <w:bCs/>
-          <w:sz w:val="24"/>
-          <w:szCs w:val="24"/>
-          <w:lang w:eastAsia="uk-UA"/>
-        </w:rPr>
-        <w:t>і</w:t>
-      </w:r>
-      <w:proofErr w:type="spellStart"/>
-      <w:r>
-        <w:rPr>
-          <w:rFonts w:ascii="Times New Roman" w:hAnsi="Times New Roman" w:cs="Times New Roman"/>
-          <w:bCs/>
-          <w:sz w:val="24"/>
-          <w:szCs w:val="24"/>
-          <w:lang w:val="ru-RU" w:eastAsia="uk-UA"/>
-        </w:rPr>
-        <w:t>льн</w:t>
-      </w:r>
-      <w:proofErr w:type="spellEnd"/>
-      <w:r>
-        <w:rPr>
-          <w:rFonts w:ascii="Times New Roman" w:hAnsi="Times New Roman" w:cs="Times New Roman"/>
-          <w:bCs/>
-          <w:sz w:val="24"/>
-          <w:szCs w:val="24"/>
-          <w:lang w:eastAsia="uk-UA"/>
-        </w:rPr>
-        <w:t>и</w:t>
-      </w:r>
-      <w:r>
-        <w:rPr>
-          <w:rFonts w:ascii="Times New Roman" w:hAnsi="Times New Roman" w:cs="Times New Roman"/>
-          <w:bCs/>
-          <w:sz w:val="24"/>
-          <w:szCs w:val="24"/>
-          <w:lang w:val="ru-RU" w:eastAsia="uk-UA"/>
-        </w:rPr>
-        <w:t>м транспорт</w:t>
-      </w:r>
-      <w:proofErr w:type="spellStart"/>
-      <w:r>
-        <w:rPr>
-          <w:rFonts w:ascii="Times New Roman" w:hAnsi="Times New Roman" w:cs="Times New Roman"/>
-          <w:bCs/>
-          <w:sz w:val="24"/>
-          <w:szCs w:val="24"/>
-          <w:lang w:eastAsia="uk-UA"/>
-        </w:rPr>
-        <w:t>ом</w:t>
-      </w:r>
-      <w:proofErr w:type="spellEnd"/>
+        <w:t>{customerOrderDetails}</w:t>
+      </w:r>
     </w:p>
     <w:p>
       <w:pPr>
